--- a/projects/valuepickr-open-screen/docs/Engineers India.docx
+++ b/projects/valuepickr-open-screen/docs/Engineers India.docx
@@ -637,6 +637,187 @@
           <w:szCs w:val="18"/>
         </w:rPr>
         <w:t xml:space="preserve">This is independent research and analysis for informational purposes only, not personalized financial or investment advice. Past multi-bagger performance and forum/social sentiment are not indicators of future returns. Do your own due diligence before investing.</w:t>
+      </w:r>
+    </w:p>
+    <w:p/>
+    <w:p>
+      <w:r>
+        <w:rPr>
+          <w:b/>
+          <w:sz w:val="28"/>
+        </w:rPr>
+        <w:t>🔄 RESEARCH UPDATE - 2026-10-05</w:t>
+      </w:r>
+    </w:p>
+    <w:p>
+      <w:r>
+        <w:rPr>
+          <w:b/>
+        </w:rPr>
+        <w:t>📊 Key Metrics:</w:t>
+      </w:r>
+    </w:p>
+    <w:p>
+      <w:pPr>
+        <w:ind w:left="360"/>
+      </w:pPr>
+      <w:r>
+        <w:t xml:space="preserve">  • Company: Engineers India Ltd (EIL)</w:t>
+      </w:r>
+    </w:p>
+    <w:p>
+      <w:pPr>
+        <w:ind w:left="360"/>
+      </w:pPr>
+      <w:r>
+        <w:t xml:space="preserve">  • Conviction: Not rated</w:t>
+      </w:r>
+    </w:p>
+    <w:p>
+      <w:pPr>
+        <w:ind w:left="360"/>
+      </w:pPr>
+      <w:r>
+        <w:t xml:space="preserve">  • Thesis: neither</w:t>
+      </w:r>
+    </w:p>
+    <w:p>
+      <w:pPr>
+        <w:ind w:left="360"/>
+      </w:pPr>
+      <w:r>
+        <w:t xml:space="preserve">  • 4-Box Score: 3.5</w:t>
+      </w:r>
+    </w:p>
+    <w:p>
+      <w:pPr>
+        <w:ind w:left="360"/>
+      </w:pPr>
+      <w:r>
+        <w:t xml:space="preserve">  • Research Date: 2026-09-28</w:t>
+      </w:r>
+    </w:p>
+    <w:p>
+      <w:pPr>
+        <w:ind w:left="360"/>
+      </w:pPr>
+      <w:r>
+        <w:t xml:space="preserve">  • Red Flag: CLEAR</w:t>
+      </w:r>
+    </w:p>
+    <w:p/>
+    <w:p>
+      <w:r>
+        <w:rPr>
+          <w:b/>
+        </w:rPr>
+        <w:t>📝 Verdict:</w:t>
+      </w:r>
+    </w:p>
+    <w:p>
+      <w:pPr>
+        <w:ind w:left="360"/>
+      </w:pPr>
+      <w:r>
+        <w:t>Government-backed EPC provider with structural margin-expansion story and capex-cycle tailwinds</w:t>
+      </w:r>
+    </w:p>
+    <w:p/>
+    <w:p>
+      <w:r>
+        <w:rPr>
+          <w:b/>
+        </w:rPr>
+        <w:t>📈 Bull Case:</w:t>
+      </w:r>
+    </w:p>
+    <w:p>
+      <w:pPr>
+        <w:ind w:left="360"/>
+      </w:pPr>
+      <w:r>
+        <w:t>FY26 PAT of Rs 638 Cr is the highest ever, demonstrating both growth and margin expansion (PAT +37%, margins +146 bps). Q1 FY27 suggests momentum is continuing.</w:t>
+      </w:r>
+    </w:p>
+    <w:p>
+      <w:pPr>
+        <w:ind w:left="360"/>
+      </w:pPr>
+      <w:r>
+        <w:t>Structural shift in business mix toward consultancy (higher-margin 24.9% vs LSTK 7.5%) is driving operating leverage. This is not cyclical but reflects client preferences post-COVID.</w:t>
+      </w:r>
+    </w:p>
+    <w:p>
+      <w:pPr>
+        <w:ind w:left="360"/>
+      </w:pPr>
+      <w:r>
+        <w:t>Government of India's capex roadmap (highways, rail, power transmission, petroleum refining) directly benefits EIL. The company has won orders worth substantial backlogs (specific numbers pending quarterly disclosure).</w:t>
+      </w:r>
+    </w:p>
+    <w:p>
+      <w:pPr>
+        <w:ind w:left="360"/>
+      </w:pPr>
+      <w:r>
+        <w:t>Capex requirements for EIL are minimal (asset-light model); cash generation is therefore high-quality and available for dividend/buyback/shareholder returns.</w:t>
+      </w:r>
+    </w:p>
+    <w:p>
+      <w:pPr>
+        <w:ind w:left="360"/>
+      </w:pPr>
+      <w:r>
+        <w:t>Government ownership (~90%) provides structural stability and preferred-vendor status in all major PSU and government tenders (IOCL, NTPC, GAIL, etc.).</w:t>
+      </w:r>
+    </w:p>
+    <w:p/>
+    <w:p>
+      <w:r>
+        <w:rPr>
+          <w:b/>
+        </w:rPr>
+        <w:t>📉 Bear Case:</w:t>
+      </w:r>
+    </w:p>
+    <w:p>
+      <w:pPr>
+        <w:ind w:left="360"/>
+      </w:pPr>
+      <w:r>
+        <w:t>Execution risk on large-scale turnkey projects. While track record is strong (400+ projects), any major project delay or cost overrun would impact earnings credibility and forward order intake.</w:t>
+      </w:r>
+    </w:p>
+    <w:p>
+      <w:pPr>
+        <w:ind w:left="360"/>
+      </w:pPr>
+      <w:r>
+        <w:t>Competition from private-sector engineering firms (e.g., L&amp;T, Technip, Wood) on international projects. EIL's international footprint is smaller relative to these players.</w:t>
+      </w:r>
+    </w:p>
+    <w:p>
+      <w:pPr>
+        <w:ind w:left="360"/>
+      </w:pPr>
+      <w:r>
+        <w:t>Government divestment over time may dilute the 'preferred vendor' premium if ownership falls below a certain threshold (currently ~90%).</w:t>
+      </w:r>
+    </w:p>
+    <w:p>
+      <w:pPr>
+        <w:ind w:left="360"/>
+      </w:pPr>
+      <w:r>
+        <w:t>Margin sustainability: the 24.9% consultancy margin may compress if market share battles intensify or if client mix shifts back toward lower-margin LSTK work.</w:t>
+      </w:r>
+    </w:p>
+    <w:p>
+      <w:pPr>
+        <w:ind w:left="360"/>
+      </w:pPr>
+      <w:r>
+        <w:t>Commodity cycles (oil, gas) drive client spending; a sustained downturn in energy prices would suppress refinery/petrochemical capex.</w:t>
       </w:r>
     </w:p>
     <w:sectPr>
